--- a/Study4_Global_AI_Civil_Engineering_Economy/IJCM_Submission/04_Tables.docx
+++ b/Study4_Global_AI_Civil_Engineering_Economy/IJCM_Submission/04_Tables.docx
@@ -1453,7 +1453,7 @@
                 <w:rFonts w:ascii="Times New Roman" w:hAnsi="Times New Roman" w:eastAsia="Times New Roman"/>
                 <w:sz w:val="20"/>
               </w:rPr>
-              <w:t>Pooled Mode-1 SJ3, Post-2024 × ΔM TNLG</w:t>
+              <w:t>Pooled SJ3, Post-2024 × ΔM TNLG</w:t>
             </w:r>
           </w:p>
         </w:tc>
